--- a/0-all/1-2025-2026/2-second-semester/3-G-3/2-week-2-/3-Explanation/5-files/New Microsoft Word Document (2).docx
+++ b/0-all/1-2025-2026/2-second-semester/3-G-3/2-week-2-/3-Explanation/5-files/New Microsoft Word Document (2).docx
@@ -50,7 +50,49 @@
             <w:sz w:val="44"/>
             <w:szCs w:val="44"/>
           </w:rPr>
-          <w:t>name@gmail.com</w:t>
+          <w:fldChar w:fldCharType="begin"/>
+        </w:r>
+        <w:r>
+          <w:rPr>
+            <w:rStyle w:val="Hyperlink"/>
+            <w:sz w:val="44"/>
+            <w:szCs w:val="44"/>
+          </w:rPr>
+          <w:instrText xml:space="preserve"> MERGEFIELD name </w:instrText>
+        </w:r>
+        <w:r>
+          <w:rPr>
+            <w:rStyle w:val="Hyperlink"/>
+            <w:sz w:val="44"/>
+            <w:szCs w:val="44"/>
+          </w:rPr>
+          <w:fldChar w:fldCharType="separate"/>
+        </w:r>
+        <w:r>
+          <w:rPr>
+            <w:noProof/>
+            <w:color w:val="467886" w:themeColor="hyperlink"/>
+            <w:sz w:val="44"/>
+            <w:szCs w:val="44"/>
+            <w:u w:val="single"/>
+          </w:rPr>
+          <w:t>IBRAHIM FAHAD SALEM ALENAZI</w:t>
+        </w:r>
+        <w:r>
+          <w:rPr>
+            <w:rStyle w:val="Hyperlink"/>
+            <w:sz w:val="44"/>
+            <w:szCs w:val="44"/>
+          </w:rPr>
+          <w:fldChar w:fldCharType="end"/>
+        </w:r>
+        <w:r>
+          <w:rPr>
+            <w:rStyle w:val="Hyperlink"/>
+            <w:sz w:val="44"/>
+            <w:szCs w:val="44"/>
+          </w:rPr>
+          <w:t>@gmail.com</w:t>
         </w:r>
       </w:hyperlink>
     </w:p>
@@ -286,12 +328,47 @@
           <w:szCs w:val="44"/>
         </w:rPr>
         <w:br/>
-        <w:t>Mohamed</w:t>
+      </w:r>
+      <w:r>
+        <w:rPr>
+          <w:sz w:val="44"/>
+          <w:szCs w:val="44"/>
+        </w:rPr>
+        <w:fldChar w:fldCharType="begin"/>
+      </w:r>
+      <w:r>
+        <w:rPr>
+          <w:sz w:val="44"/>
+          <w:szCs w:val="44"/>
+        </w:rPr>
+        <w:instrText xml:space="preserve"> MERGEFIELD name </w:instrText>
+      </w:r>
+      <w:r>
+        <w:rPr>
+          <w:sz w:val="44"/>
+          <w:szCs w:val="44"/>
+        </w:rPr>
+        <w:fldChar w:fldCharType="separate"/>
+      </w:r>
+      <w:r>
+        <w:rPr>
+          <w:noProof/>
+          <w:sz w:val="44"/>
+          <w:szCs w:val="44"/>
+        </w:rPr>
+        <w:t>«name»</w:t>
+      </w:r>
+      <w:r>
+        <w:rPr>
+          <w:sz w:val="44"/>
+          <w:szCs w:val="44"/>
+        </w:rPr>
+        <w:fldChar w:fldCharType="end"/>
       </w:r>
     </w:p>
     <w:sectPr>
       <w:pgSz w:w="11906" w:h="16838"/>
-      <w:pgMar w:top="720" w:right="720" w:bottom="720" w:left="720" w:header="708" w:footer="708" w:gutter="0"/>
+      <w:pgMar w:top="360" w:right="360" w:bottom="360" w:left="360" w:header="706" w:footer="706" w:gutter="0"/>
       <w:cols w:space="708"/>
       <w:bidi/>
       <w:rtlGutter/>
@@ -904,6 +981,7 @@
   <w:style w:type="character" w:default="1" w:styleId="DefaultParagraphFont">
     <w:name w:val="Default Paragraph Font"/>
     <w:uiPriority w:val="1"/>
+    <w:semiHidden/>
     <w:unhideWhenUsed/>
   </w:style>
   <w:style w:type="table" w:default="1" w:styleId="TableNormal">
